--- a/FAT/Программа_FAT_МД_2ступени_с_вакуум-тестом.docx
+++ b/FAT/Программа_FAT_МД_2ступени_с_вакуум-тестом.docx
@@ -1189,7 +1189,7 @@
                 <w:color w:val="000000"/>
                 <w:sz w:val="17"/>
               </w:rPr>
-              <w:t>Документация на шкаф управления: электрические схемы, кабельный журнал, перечень входов и выходов, описание алгоритмов и блокировок, протокол измерения сопротивления изоляции.</w:t>
+              <w:t>Документация на шкаф управления: электрические схемы, кабельный журнал, карта (схема) заземления, перечень входов и выходов, описание алгоритмов и блокировок, протокол измерения сопротивления изоляции.</w:t>
             </w:r>
           </w:p>
         </w:tc>
@@ -5492,7 +5492,7 @@
                 <w:color w:val="000000"/>
                 <w:sz w:val="17"/>
               </w:rPr>
-              <w:t>Осмотреть кабельные трассы.</w:t>
+              <w:t>Проверить кабельный журнал: номер кабеля, марка и сечение, откуда — куда (шкаф — потребитель), длина.</w:t>
             </w:r>
           </w:p>
         </w:tc>
@@ -5507,7 +5507,7 @@
                 <w:color w:val="000000"/>
                 <w:sz w:val="17"/>
               </w:rPr>
-              <w:t>Кабели закреплены, промаркированы, не касаются горячих поверхностей и острых кромок.</w:t>
+              <w:t>Журнал представлен и охватывает все кабели установки: двигатели испарителей, насосов, вакуумных агрегатов, чиллеров, датчики КИП, клапаны с приводом.</w:t>
             </w:r>
           </w:p>
         </w:tc>
@@ -5553,7 +5553,7 @@
                 <w:color w:val="000000"/>
                 <w:sz w:val="17"/>
               </w:rPr>
-              <w:t>Проверить заземление рамы, аппаратов и шкафа (внешне) и протокол сопротивления изоляции поставщика.</w:t>
+              <w:t>Сверить кабели на установке с кабельным журналом (выборочно, не менее 10 кабелей, в том числе силовые кабели приводов E-102 и E-202).</w:t>
             </w:r>
           </w:p>
         </w:tc>
@@ -5568,7 +5568,7 @@
                 <w:color w:val="000000"/>
                 <w:sz w:val="17"/>
               </w:rPr>
-              <w:t>Заземляющие проводники подключены; протокол представлен.</w:t>
+              <w:t>Номер на бирке, марка, сечение и точки подключения совпадают с журналом.</w:t>
             </w:r>
           </w:p>
         </w:tc>
@@ -5600,6 +5600,250 @@
                 <w:sz w:val="17"/>
               </w:rPr>
               <w:t>6</w:t>
+            </w:r>
+          </w:p>
+        </w:tc>
+        <w:tc>
+          <w:tcPr>
+            <w:tcW w:type="dxa" w:w="4082"/>
+          </w:tcPr>
+          <w:p>
+            <w:r/>
+            <w:r>
+              <w:rPr>
+                <w:color w:val="000000"/>
+                <w:sz w:val="17"/>
+              </w:rPr>
+              <w:t>Осмотреть кабельные трассы.</w:t>
+            </w:r>
+          </w:p>
+        </w:tc>
+        <w:tc>
+          <w:tcPr>
+            <w:tcW w:type="dxa" w:w="4082"/>
+          </w:tcPr>
+          <w:p>
+            <w:r/>
+            <w:r>
+              <w:rPr>
+                <w:color w:val="000000"/>
+                <w:sz w:val="17"/>
+              </w:rPr>
+              <w:t>Кабели закреплены, промаркированы, не касаются горячих поверхностей и острых кромок.</w:t>
+            </w:r>
+          </w:p>
+        </w:tc>
+        <w:tc>
+          <w:tcPr>
+            <w:tcW w:type="dxa" w:w="2091"/>
+          </w:tcPr>
+          <w:p>
+            <w:r/>
+            <w:r>
+              <w:rPr>
+                <w:color w:val="000000"/>
+                <w:sz w:val="17"/>
+              </w:rPr>
+            </w:r>
+          </w:p>
+        </w:tc>
+      </w:tr>
+      <w:tr>
+        <w:tc>
+          <w:tcPr>
+            <w:tcW w:type="dxa" w:w="567"/>
+          </w:tcPr>
+          <w:p>
+            <w:r/>
+            <w:r>
+              <w:rPr>
+                <w:color w:val="000000"/>
+                <w:sz w:val="17"/>
+              </w:rPr>
+              <w:t>7</w:t>
+            </w:r>
+          </w:p>
+        </w:tc>
+        <w:tc>
+          <w:tcPr>
+            <w:tcW w:type="dxa" w:w="4082"/>
+          </w:tcPr>
+          <w:p>
+            <w:r/>
+            <w:r>
+              <w:rPr>
+                <w:color w:val="000000"/>
+                <w:sz w:val="17"/>
+              </w:rPr>
+              <w:t>Проверить карту (схему) заземления: точки заземления рамы, аппаратов, шкафа управления, двигателей, вакуумных агрегатов, чиллеров; перемычки на фланцах трубопроводов (если предусмотрены); точка подключения к контуру заземления заказчика.</w:t>
+            </w:r>
+          </w:p>
+        </w:tc>
+        <w:tc>
+          <w:tcPr>
+            <w:tcW w:type="dxa" w:w="4082"/>
+          </w:tcPr>
+          <w:p>
+            <w:r/>
+            <w:r>
+              <w:rPr>
+                <w:color w:val="000000"/>
+                <w:sz w:val="17"/>
+              </w:rPr>
+              <w:t>Карта заземления представлена и соответствует установке.</w:t>
+            </w:r>
+          </w:p>
+        </w:tc>
+        <w:tc>
+          <w:tcPr>
+            <w:tcW w:type="dxa" w:w="2091"/>
+          </w:tcPr>
+          <w:p>
+            <w:r/>
+            <w:r>
+              <w:rPr>
+                <w:color w:val="000000"/>
+                <w:sz w:val="17"/>
+              </w:rPr>
+            </w:r>
+          </w:p>
+        </w:tc>
+      </w:tr>
+      <w:tr>
+        <w:tc>
+          <w:tcPr>
+            <w:tcW w:type="dxa" w:w="567"/>
+          </w:tcPr>
+          <w:p>
+            <w:r/>
+            <w:r>
+              <w:rPr>
+                <w:color w:val="000000"/>
+                <w:sz w:val="17"/>
+              </w:rPr>
+              <w:t>8</w:t>
+            </w:r>
+          </w:p>
+        </w:tc>
+        <w:tc>
+          <w:tcPr>
+            <w:tcW w:type="dxa" w:w="4082"/>
+          </w:tcPr>
+          <w:p>
+            <w:r/>
+            <w:r>
+              <w:rPr>
+                <w:color w:val="000000"/>
+                <w:sz w:val="17"/>
+              </w:rPr>
+              <w:t>Сверить заземление на установке с картой заземления.</w:t>
+            </w:r>
+          </w:p>
+        </w:tc>
+        <w:tc>
+          <w:tcPr>
+            <w:tcW w:type="dxa" w:w="4082"/>
+          </w:tcPr>
+          <w:p>
+            <w:r/>
+            <w:r>
+              <w:rPr>
+                <w:color w:val="000000"/>
+                <w:sz w:val="17"/>
+              </w:rPr>
+              <w:t>Все точки по карте выполнены; заземляющие проводники подключены и промаркированы; бобышки заземления на аппаратах не окрашены и не повреждены.</w:t>
+            </w:r>
+          </w:p>
+        </w:tc>
+        <w:tc>
+          <w:tcPr>
+            <w:tcW w:type="dxa" w:w="2091"/>
+          </w:tcPr>
+          <w:p>
+            <w:r/>
+            <w:r>
+              <w:rPr>
+                <w:color w:val="000000"/>
+                <w:sz w:val="17"/>
+              </w:rPr>
+            </w:r>
+          </w:p>
+        </w:tc>
+      </w:tr>
+      <w:tr>
+        <w:tc>
+          <w:tcPr>
+            <w:tcW w:type="dxa" w:w="567"/>
+          </w:tcPr>
+          <w:p>
+            <w:r/>
+            <w:r>
+              <w:rPr>
+                <w:color w:val="000000"/>
+                <w:sz w:val="17"/>
+              </w:rPr>
+              <w:t>9</w:t>
+            </w:r>
+          </w:p>
+        </w:tc>
+        <w:tc>
+          <w:tcPr>
+            <w:tcW w:type="dxa" w:w="4082"/>
+          </w:tcPr>
+          <w:p>
+            <w:r/>
+            <w:r>
+              <w:rPr>
+                <w:color w:val="000000"/>
+                <w:sz w:val="17"/>
+              </w:rPr>
+              <w:t>Проверить протокол измерения сопротивления изоляции и сопротивления цепи заземления поставщика.</w:t>
+            </w:r>
+          </w:p>
+        </w:tc>
+        <w:tc>
+          <w:tcPr>
+            <w:tcW w:type="dxa" w:w="4082"/>
+          </w:tcPr>
+          <w:p>
+            <w:r/>
+            <w:r>
+              <w:rPr>
+                <w:color w:val="000000"/>
+                <w:sz w:val="17"/>
+              </w:rPr>
+              <w:t>Протокол представлен; значения в норме.</w:t>
+            </w:r>
+          </w:p>
+        </w:tc>
+        <w:tc>
+          <w:tcPr>
+            <w:tcW w:type="dxa" w:w="2091"/>
+          </w:tcPr>
+          <w:p>
+            <w:r/>
+            <w:r>
+              <w:rPr>
+                <w:color w:val="000000"/>
+                <w:sz w:val="17"/>
+              </w:rPr>
+            </w:r>
+          </w:p>
+        </w:tc>
+      </w:tr>
+      <w:tr>
+        <w:tc>
+          <w:tcPr>
+            <w:tcW w:type="dxa" w:w="567"/>
+          </w:tcPr>
+          <w:p>
+            <w:r/>
+            <w:r>
+              <w:rPr>
+                <w:color w:val="000000"/>
+                <w:sz w:val="17"/>
+              </w:rPr>
+              <w:t>10</w:t>
             </w:r>
           </w:p>
         </w:tc>

--- a/FAT/Программа_FAT_МД_2ступени_с_вакуум-тестом.docx
+++ b/FAT/Программа_FAT_МД_2ступени_с_вакуум-тестом.docx
@@ -640,7 +640,7 @@
                 <w:color w:val="000000"/>
                 <w:sz w:val="17"/>
               </w:rPr>
-              <w:t>Паспорта сосудов и теплообменников, паспорта испарителей E-102 и E-202.</w:t>
+              <w:t>Чертёж и спецификация ротора и скребковой системы E-102 и E-202: тип скребков, материал скребков и скребкодержателей, количество рядов и скребков, размеры скребка, зазоры, рекомендуемый интервал замены.</w:t>
             </w:r>
           </w:p>
         </w:tc>
@@ -655,7 +655,7 @@
                 <w:color w:val="000000"/>
                 <w:sz w:val="17"/>
               </w:rPr>
-              <w:t>Указаны заводские номера, давления, температуры, материалы — в соответствии с листами данных чертежей.</w:t>
+              <w:t>Данные указаны изготовителем испарителей; материал скребков подтверждён сертификатом.</w:t>
             </w:r>
           </w:p>
         </w:tc>
@@ -701,7 +701,7 @@
                 <w:color w:val="000000"/>
                 <w:sz w:val="17"/>
               </w:rPr>
-              <w:t>Сертификаты на материалы (листы, поковки, трубы), крепёж и уплотнения.</w:t>
+              <w:t>Паспорта сосудов и теплообменников, паспорта испарителей E-102 и E-202.</w:t>
             </w:r>
           </w:p>
         </w:tc>
@@ -716,7 +716,7 @@
                 <w:color w:val="000000"/>
                 <w:sz w:val="17"/>
               </w:rPr>
-              <w:t>Сертификаты прослеживаются до аппаратов; номера плавок совпадают с маркировкой, где она нанесена.</w:t>
+              <w:t>Указаны заводские номера, давления, температуры, материалы — в соответствии с листами данных чертежей.</w:t>
             </w:r>
           </w:p>
         </w:tc>
@@ -762,7 +762,7 @@
                 <w:color w:val="000000"/>
                 <w:sz w:val="17"/>
               </w:rPr>
-              <w:t>Протоколы неразрушающего контроля сварных швов.</w:t>
+              <w:t>Сертификаты на материалы (листы, поковки, трубы), крепёж и уплотнения.</w:t>
             </w:r>
           </w:p>
         </w:tc>
@@ -777,7 +777,7 @@
                 <w:color w:val="000000"/>
                 <w:sz w:val="17"/>
               </w:rPr>
-              <w:t>Объёмы RT/MT/PT соответствуют листам данных чертежей.</w:t>
+              <w:t>Сертификаты прослеживаются до аппаратов; номера плавок совпадают с маркировкой, где она нанесена.</w:t>
             </w:r>
           </w:p>
         </w:tc>
@@ -823,7 +823,7 @@
                 <w:color w:val="000000"/>
                 <w:sz w:val="17"/>
               </w:rPr>
-              <w:t>Протоколы гидроиспытаний (межтрубное и трубное пространство, рубашки) и испытаний наливом.</w:t>
+              <w:t>Протоколы неразрушающего контроля сварных швов.</w:t>
             </w:r>
           </w:p>
         </w:tc>
@@ -838,7 +838,7 @@
                 <w:color w:val="000000"/>
                 <w:sz w:val="17"/>
               </w:rPr>
-              <w:t>Давления соответствуют листам данных; после испытаний выполнена сушка.</w:t>
+              <w:t>Объёмы RT/MT/PT соответствуют листам данных чертежей.</w:t>
             </w:r>
           </w:p>
         </w:tc>
@@ -884,7 +884,7 @@
                 <w:color w:val="000000"/>
                 <w:sz w:val="17"/>
               </w:rPr>
-              <w:t>Протоколы травления и пассивации.</w:t>
+              <w:t>Протоколы гидроиспытаний (межтрубное и трубное пространство, рубашки) и испытаний наливом.</w:t>
             </w:r>
           </w:p>
         </w:tc>
@@ -899,7 +899,7 @@
                 <w:color w:val="000000"/>
                 <w:sz w:val="17"/>
               </w:rPr>
-              <w:t>Представлены на все аппараты.</w:t>
+              <w:t>Давления соответствуют листам данных; после испытаний выполнена сушка.</w:t>
             </w:r>
           </w:p>
         </w:tc>
@@ -945,7 +945,7 @@
                 <w:color w:val="000000"/>
                 <w:sz w:val="17"/>
               </w:rPr>
-              <w:t>Протоколы заводских испытаний испарителей E-102 и E-202 у изготовителя (LIMA), если проводились.</w:t>
+              <w:t>Протоколы травления и пассивации.</w:t>
             </w:r>
           </w:p>
         </w:tc>
@@ -960,7 +960,7 @@
                 <w:color w:val="000000"/>
                 <w:sz w:val="17"/>
               </w:rPr>
-              <w:t>Указаны обороты, ток, состояние уплотнения.</w:t>
+              <w:t>Представлены на все аппараты.</w:t>
             </w:r>
           </w:p>
         </w:tc>
@@ -1006,7 +1006,7 @@
                 <w:color w:val="000000"/>
                 <w:sz w:val="17"/>
               </w:rPr>
-              <w:t>Протоколы заводских испытаний на герметичность (вакуум) узлов и установки, если проводились.</w:t>
+              <w:t>Протоколы заводских испытаний испарителей E-102 и E-202 у изготовителя (LIMA), если проводились.</w:t>
             </w:r>
           </w:p>
         </w:tc>
@@ -1021,7 +1021,7 @@
                 <w:color w:val="000000"/>
                 <w:sz w:val="17"/>
               </w:rPr>
-              <w:t>Указаны метод, достигнутое давление, результат.</w:t>
+              <w:t>Указаны обороты, ток, состояние уплотнения.</w:t>
             </w:r>
           </w:p>
         </w:tc>
@@ -1067,7 +1067,7 @@
                 <w:color w:val="000000"/>
                 <w:sz w:val="17"/>
               </w:rPr>
-              <w:t>Паспорта и сертификаты на двигатели (Ex), редукторы, торцевые уплотнения, насосы, вакуумные агрегаты, чиллеры.</w:t>
+              <w:t>Протоколы заводских испытаний на герметичность (вакуум) узлов и установки, если проводились.</w:t>
             </w:r>
           </w:p>
         </w:tc>
@@ -1082,7 +1082,7 @@
                 <w:color w:val="000000"/>
                 <w:sz w:val="17"/>
               </w:rPr>
-              <w:t>Модели и исполнение соответствуют комплекту поставки и листам данных.</w:t>
+              <w:t>Указаны метод, достигнутое давление, результат.</w:t>
             </w:r>
           </w:p>
         </w:tc>
@@ -1128,7 +1128,7 @@
                 <w:color w:val="000000"/>
                 <w:sz w:val="17"/>
               </w:rPr>
-              <w:t>Паспорта и сертификаты калибровки КИП: PT-001/002, TT-001/002, FT-001, LT-001…005, PG-001…005.</w:t>
+              <w:t>Паспорта и сертификаты на двигатели (Ex), редукторы, торцевые уплотнения, насосы, вакуумные агрегаты, чиллеры.</w:t>
             </w:r>
           </w:p>
         </w:tc>
@@ -1143,7 +1143,7 @@
                 <w:color w:val="000000"/>
                 <w:sz w:val="17"/>
               </w:rPr>
-              <w:t>Диапазоны соответствуют рабочим параметрам; калибровка действующая.</w:t>
+              <w:t>Модели и исполнение соответствуют комплекту поставки и листам данных.</w:t>
             </w:r>
           </w:p>
         </w:tc>
@@ -1189,7 +1189,7 @@
                 <w:color w:val="000000"/>
                 <w:sz w:val="17"/>
               </w:rPr>
-              <w:t>Документация на шкаф управления: электрические схемы, кабельный журнал, карта (схема) заземления, перечень входов и выходов, описание алгоритмов и блокировок, протокол измерения сопротивления изоляции.</w:t>
+              <w:t>Паспорта и сертификаты калибровки КИП: PT-001/002, TT-001/002, FT-001, LT-001…005, PG-001…005.</w:t>
             </w:r>
           </w:p>
         </w:tc>
@@ -1204,7 +1204,7 @@
                 <w:color w:val="000000"/>
                 <w:sz w:val="17"/>
               </w:rPr>
-              <w:t>Документация соответствует смонтированному шкафу и P&amp;ID.</w:t>
+              <w:t>Диапазоны соответствуют рабочим параметрам; калибровка действующая.</w:t>
             </w:r>
           </w:p>
         </w:tc>
@@ -1250,7 +1250,7 @@
                 <w:color w:val="000000"/>
                 <w:sz w:val="17"/>
               </w:rPr>
-              <w:t>Программное обеспечение ПЛК и панели оператора.</w:t>
+              <w:t>Документация на шкаф управления: электрические схемы, кабельный журнал, карта (схема) заземления, перечень входов и выходов, описание алгоритмов и блокировок, протокол измерения сопротивления изоляции.</w:t>
             </w:r>
           </w:p>
         </w:tc>
@@ -1265,7 +1265,7 @@
                 <w:color w:val="000000"/>
                 <w:sz w:val="17"/>
               </w:rPr>
-              <w:t>Резервная копия передаётся заказчику.</w:t>
+              <w:t>Документация соответствует смонтированному шкафу и P&amp;ID.</w:t>
             </w:r>
           </w:p>
         </w:tc>
@@ -1311,7 +1311,7 @@
                 <w:color w:val="000000"/>
                 <w:sz w:val="17"/>
               </w:rPr>
-              <w:t>Руководства по монтажу, пуску, эксплуатации и обслуживанию (IOM) на русском или английском языке.</w:t>
+              <w:t>Программное обеспечение ПЛК и панели оператора.</w:t>
             </w:r>
           </w:p>
         </w:tc>
@@ -1326,7 +1326,7 @@
                 <w:color w:val="000000"/>
                 <w:sz w:val="17"/>
               </w:rPr>
-              <w:t>В наличии на основные аппараты и комплектующие.</w:t>
+              <w:t>Резервная копия передаётся заказчику.</w:t>
             </w:r>
           </w:p>
         </w:tc>
@@ -1372,7 +1372,7 @@
                 <w:color w:val="000000"/>
                 <w:sz w:val="17"/>
               </w:rPr>
-              <w:t>Требуемая высота крюка и масса ротора с приводом для выемки ротора E-102 и E-202 при обслуживании.</w:t>
+              <w:t>Руководства по монтажу, пуску, эксплуатации и обслуживанию (IOM) на русском или английском языке.</w:t>
             </w:r>
           </w:p>
         </w:tc>
@@ -1387,7 +1387,7 @@
                 <w:color w:val="000000"/>
                 <w:sz w:val="17"/>
               </w:rPr>
-              <w:t>Указаны поставщиком письменно.</w:t>
+              <w:t>В наличии на основные аппараты и комплектующие.</w:t>
             </w:r>
           </w:p>
         </w:tc>
@@ -1419,6 +1419,67 @@
                 <w:sz w:val="17"/>
               </w:rPr>
               <w:t>16</w:t>
+            </w:r>
+          </w:p>
+        </w:tc>
+        <w:tc>
+          <w:tcPr>
+            <w:tcW w:type="dxa" w:w="4082"/>
+          </w:tcPr>
+          <w:p>
+            <w:r/>
+            <w:r>
+              <w:rPr>
+                <w:color w:val="000000"/>
+                <w:sz w:val="17"/>
+              </w:rPr>
+              <w:t>Требуемая высота крюка и масса ротора с приводом для выемки ротора E-102 и E-202 при обслуживании.</w:t>
+            </w:r>
+          </w:p>
+        </w:tc>
+        <w:tc>
+          <w:tcPr>
+            <w:tcW w:type="dxa" w:w="4082"/>
+          </w:tcPr>
+          <w:p>
+            <w:r/>
+            <w:r>
+              <w:rPr>
+                <w:color w:val="000000"/>
+                <w:sz w:val="17"/>
+              </w:rPr>
+              <w:t>Указаны поставщиком письменно.</w:t>
+            </w:r>
+          </w:p>
+        </w:tc>
+        <w:tc>
+          <w:tcPr>
+            <w:tcW w:type="dxa" w:w="2091"/>
+          </w:tcPr>
+          <w:p>
+            <w:r/>
+            <w:r>
+              <w:rPr>
+                <w:color w:val="000000"/>
+                <w:sz w:val="17"/>
+              </w:rPr>
+            </w:r>
+          </w:p>
+        </w:tc>
+      </w:tr>
+      <w:tr>
+        <w:tc>
+          <w:tcPr>
+            <w:tcW w:type="dxa" w:w="567"/>
+          </w:tcPr>
+          <w:p>
+            <w:r/>
+            <w:r>
+              <w:rPr>
+                <w:color w:val="000000"/>
+                <w:sz w:val="17"/>
+              </w:rPr>
+              <w:t>17</w:t>
             </w:r>
           </w:p>
         </w:tc>
@@ -1732,6 +1793,53 @@
                 <w:color w:val="000000"/>
                 <w:sz w:val="17"/>
               </w:rPr>
+              <w:t>Скребковая система роторов E-102 и E-202</w:t>
+            </w:r>
+          </w:p>
+        </w:tc>
+        <w:tc>
+          <w:tcPr>
+            <w:tcW w:type="dxa" w:w="5046"/>
+          </w:tcPr>
+          <w:p>
+            <w:r/>
+            <w:r>
+              <w:rPr>
+                <w:color w:val="000000"/>
+                <w:sz w:val="17"/>
+              </w:rPr>
+              <w:t>Ротор с плавающими (подвижными) скребками, которые центробежной силой прижимаются к стенке испарителя и распределяют материал тонкой плёнкой. Вал, распределительная тарелка и скребкодержатели — S31603. Материал скребков — по спецификации изготовителя (подтверждается сертификатом), допустимая рабочая температура не ниже расчётной 250 °C. Скребки свободно перемещаются в пазах держателей без заеданий; рабочие кромки ровные, без сколов и заусенцев; количество рядов и скребков — по чертежу ротора. Частота вращения: E-102 — 158 об/мин, E-202 — 133 об/мин.</w:t>
+            </w:r>
+          </w:p>
+        </w:tc>
+        <w:tc>
+          <w:tcPr>
+            <w:tcW w:type="dxa" w:w="3055"/>
+          </w:tcPr>
+          <w:p>
+            <w:r/>
+            <w:r>
+              <w:rPr>
+                <w:color w:val="000000"/>
+                <w:sz w:val="17"/>
+              </w:rPr>
+              <w:t>Чертёж ротора, сертификат на материал скребков, осмотр запасного комплекта.</w:t>
+            </w:r>
+          </w:p>
+        </w:tc>
+      </w:tr>
+      <w:tr>
+        <w:tc>
+          <w:tcPr>
+            <w:tcW w:type="dxa" w:w="2721"/>
+          </w:tcPr>
+          <w:p>
+            <w:r/>
+            <w:r>
+              <w:rPr>
+                <w:color w:val="000000"/>
+                <w:sz w:val="17"/>
+              </w:rPr>
               <w:t>E-101 / E-201 подогреватели 3 м²</w:t>
             </w:r>
           </w:p>
@@ -2825,7 +2933,7 @@
                 <w:color w:val="000000"/>
                 <w:sz w:val="17"/>
               </w:rPr>
-              <w:t>E-101, E-201 подогреватели 3 м².</w:t>
+              <w:t>Запасные скребки (если предусмотрены спецификацией изготовителя).</w:t>
             </w:r>
           </w:p>
         </w:tc>
@@ -2840,7 +2948,7 @@
                 <w:color w:val="000000"/>
                 <w:sz w:val="17"/>
               </w:rPr>
-              <w:t>Исполнение по чертежу; шильдики.</w:t>
+              <w:t>Количество и материал по спецификации; упакованы, промаркированы.</w:t>
             </w:r>
           </w:p>
         </w:tc>
@@ -2886,7 +2994,7 @@
                 <w:color w:val="000000"/>
                 <w:sz w:val="17"/>
               </w:rPr>
-              <w:t>E-103 с V-103, E-104, E-203, E-204.</w:t>
+              <w:t>E-101, E-201 подогреватели 3 м².</w:t>
             </w:r>
           </w:p>
         </w:tc>
@@ -2901,7 +3009,7 @@
                 <w:color w:val="000000"/>
                 <w:sz w:val="17"/>
               </w:rPr>
-              <w:t>Аппараты, опоры, уплотнения, шильдики.</w:t>
+              <w:t>Исполнение по чертежу; шильдики.</w:t>
             </w:r>
           </w:p>
         </w:tc>
@@ -2947,7 +3055,7 @@
                 <w:color w:val="000000"/>
                 <w:sz w:val="17"/>
               </w:rPr>
-              <w:t>V-101, V-102, V-201, V-202, V-203.</w:t>
+              <w:t>E-103 с V-103, E-104, E-203, E-204.</w:t>
             </w:r>
           </w:p>
         </w:tc>
@@ -2962,7 +3070,7 @@
                 <w:color w:val="000000"/>
                 <w:sz w:val="17"/>
               </w:rPr>
-              <w:t>Рубашки, крышки, смотровые стёкла, опоры, шильдики.</w:t>
+              <w:t>Аппараты, опоры, уплотнения, шильдики.</w:t>
             </w:r>
           </w:p>
         </w:tc>
@@ -3008,7 +3116,7 @@
                 <w:color w:val="000000"/>
                 <w:sz w:val="17"/>
               </w:rPr>
-              <w:t>Насосы P-101, P-102, P-103, P-202, P-203.</w:t>
+              <w:t>V-101, V-102, V-201, V-202, V-203.</w:t>
             </w:r>
           </w:p>
         </w:tc>
@@ -3023,7 +3131,7 @@
                 <w:color w:val="000000"/>
                 <w:sz w:val="17"/>
               </w:rPr>
-              <w:t>5 шт., с двигателями, рубашками, PG и обратными клапанами.</w:t>
+              <w:t>Рубашки, крышки, смотровые стёкла, опоры, шильдики.</w:t>
             </w:r>
           </w:p>
         </w:tc>
@@ -3069,7 +3177,7 @@
                 <w:color w:val="000000"/>
                 <w:sz w:val="17"/>
               </w:rPr>
-              <w:t>ЗИП: шестерённый насос в сборе; полный комплект O-колец, прокладок и уплотнений.</w:t>
+              <w:t>Насосы P-101, P-102, P-103, P-202, P-203.</w:t>
             </w:r>
           </w:p>
         </w:tc>
@@ -3084,7 +3192,7 @@
                 <w:color w:val="000000"/>
                 <w:sz w:val="17"/>
               </w:rPr>
-              <w:t>В наличии.</w:t>
+              <w:t>5 шт., с двигателями, рубашками, PG и обратными клапанами.</w:t>
             </w:r>
           </w:p>
         </w:tc>
@@ -3130,7 +3238,7 @@
                 <w:color w:val="000000"/>
                 <w:sz w:val="17"/>
               </w:rPr>
-              <w:t>1-я ступень: винтовой вакуумный насос VPM-104 (VPM-LG50L) с ЧРП.</w:t>
+              <w:t>ЗИП: шестерённый насос в сборе; полный комплект O-колец, прокладок и уплотнений.</w:t>
             </w:r>
           </w:p>
         </w:tc>
@@ -3145,7 +3253,7 @@
                 <w:color w:val="000000"/>
                 <w:sz w:val="17"/>
               </w:rPr>
-              <w:t>1 шт.; шильдик; двигатель, муфта, обвязка охлаждения.</w:t>
+              <w:t>В наличии.</w:t>
             </w:r>
           </w:p>
         </w:tc>
@@ -3191,7 +3299,7 @@
                 <w:color w:val="000000"/>
                 <w:sz w:val="17"/>
               </w:rPr>
-              <w:t>2-я ступень: агрегат TCVPM-TK200-JZ150/70-LG50 — диффузионный насос VPM-204 (TK200).</w:t>
+              <w:t>1-я ступень: винтовой вакуумный насос VPM-104 (VPM-LG50L) с ЧРП.</w:t>
             </w:r>
           </w:p>
         </w:tc>
@@ -3206,7 +3314,7 @@
                 <w:color w:val="000000"/>
                 <w:sz w:val="17"/>
               </w:rPr>
-              <w:t>1 шт.; шильдик; нагреватель, обвязка охлаждения.</w:t>
+              <w:t>1 шт.; шильдик; двигатель, муфта, обвязка охлаждения.</w:t>
             </w:r>
           </w:p>
         </w:tc>
@@ -3252,7 +3360,7 @@
                 <w:color w:val="000000"/>
                 <w:sz w:val="17"/>
               </w:rPr>
-              <w:t>2-я ступень: насосы Рутса VPM-205 (JZ150) и VPM-206 (JZ70).</w:t>
+              <w:t>2-я ступень: агрегат TCVPM-TK200-JZ150/70-LG50 — диффузионный насос VPM-204 (TK200).</w:t>
             </w:r>
           </w:p>
         </w:tc>
@@ -3267,7 +3375,7 @@
                 <w:color w:val="000000"/>
                 <w:sz w:val="17"/>
               </w:rPr>
-              <w:t>2 шт.; шильдики; двигатели.</w:t>
+              <w:t>1 шт.; шильдик; нагреватель, обвязка охлаждения.</w:t>
             </w:r>
           </w:p>
         </w:tc>
@@ -3313,7 +3421,7 @@
                 <w:color w:val="000000"/>
                 <w:sz w:val="17"/>
               </w:rPr>
-              <w:t>2-я ступень: винтовой вакуумный насос VPM-207 (LG50).</w:t>
+              <w:t>2-я ступень: насосы Рутса VPM-205 (JZ150) и VPM-206 (JZ70).</w:t>
             </w:r>
           </w:p>
         </w:tc>
@@ -3328,7 +3436,7 @@
                 <w:color w:val="000000"/>
                 <w:sz w:val="17"/>
               </w:rPr>
-              <w:t>1 шт.; шильдик; двигатель, обвязка охлаждения.</w:t>
+              <w:t>2 шт.; шильдики; двигатели.</w:t>
             </w:r>
           </w:p>
         </w:tc>
@@ -3374,7 +3482,7 @@
                 <w:color w:val="000000"/>
                 <w:sz w:val="17"/>
               </w:rPr>
-              <w:t>Вакуумные трубопроводы, гибкие вставки, отсечная арматура, датчики PT-001 и PT-002.</w:t>
+              <w:t>2-я ступень: винтовой вакуумный насос VPM-207 (LG50).</w:t>
             </w:r>
           </w:p>
         </w:tc>
@@ -3389,7 +3497,7 @@
                 <w:color w:val="000000"/>
                 <w:sz w:val="17"/>
               </w:rPr>
-              <w:t>В наличии, смонтированы по P&amp;ID.</w:t>
+              <w:t>1 шт.; шильдик; двигатель, обвязка охлаждения.</w:t>
             </w:r>
           </w:p>
         </w:tc>
@@ -3435,7 +3543,7 @@
                 <w:color w:val="000000"/>
                 <w:sz w:val="17"/>
               </w:rPr>
-              <w:t>Чиллер TCLT-30-AT-40KW (1-я ступень).</w:t>
+              <w:t>Вакуумные трубопроводы, гибкие вставки, отсечная арматура, датчики PT-001 и PT-002.</w:t>
             </w:r>
           </w:p>
         </w:tc>
@@ -3450,7 +3558,7 @@
                 <w:color w:val="000000"/>
                 <w:sz w:val="17"/>
               </w:rPr>
-              <w:t>1 шт.; шильдик; модель и мощность по комплекту поставки.</w:t>
+              <w:t>В наличии, смонтированы по P&amp;ID.</w:t>
             </w:r>
           </w:p>
         </w:tc>
@@ -3496,7 +3604,7 @@
                 <w:color w:val="000000"/>
                 <w:sz w:val="17"/>
               </w:rPr>
-              <w:t>Чиллер TCHT-30-AT-12KW (1-я ступень).</w:t>
+              <w:t>Чиллер TCLT-30-AT-40KW (1-я ступень).</w:t>
             </w:r>
           </w:p>
         </w:tc>
@@ -3557,7 +3665,7 @@
                 <w:color w:val="000000"/>
                 <w:sz w:val="17"/>
               </w:rPr>
-              <w:t>Чиллер TCHT-30-AT (2-я ступень).</w:t>
+              <w:t>Чиллер TCHT-30-AT-12KW (1-я ступень).</w:t>
             </w:r>
           </w:p>
         </w:tc>
@@ -3572,7 +3680,7 @@
                 <w:color w:val="000000"/>
                 <w:sz w:val="17"/>
               </w:rPr>
-              <w:t>1 шт.; шильдик; модель по комплекту поставки.</w:t>
+              <w:t>1 шт.; шильдик; модель и мощность по комплекту поставки.</w:t>
             </w:r>
           </w:p>
         </w:tc>
@@ -3618,7 +3726,7 @@
                 <w:color w:val="000000"/>
                 <w:sz w:val="17"/>
               </w:rPr>
-              <w:t>КИП: PT-001/002, TT-001/002, FT-001, LT-001…005, PG-001…005, LG на V-203.</w:t>
+              <w:t>Чиллер TCHT-30-AT (2-я ступень).</w:t>
             </w:r>
           </w:p>
         </w:tc>
@@ -3633,7 +3741,7 @@
                 <w:color w:val="000000"/>
                 <w:sz w:val="17"/>
               </w:rPr>
-              <w:t>Количество и позиции по P&amp;ID; бирки.</w:t>
+              <w:t>1 шт.; шильдик; модель по комплекту поставки.</w:t>
             </w:r>
           </w:p>
         </w:tc>
@@ -3679,7 +3787,7 @@
                 <w:color w:val="000000"/>
                 <w:sz w:val="17"/>
               </w:rPr>
-              <w:t>Арматура: BV, TV, HV-001…003, CV-001…005.</w:t>
+              <w:t>КИП: PT-001/002, TT-001/002, FT-001, LT-001…005, PG-001…005, LG на V-203.</w:t>
             </w:r>
           </w:p>
         </w:tc>
@@ -3694,7 +3802,7 @@
                 <w:color w:val="000000"/>
                 <w:sz w:val="17"/>
               </w:rPr>
-              <w:t>Количество, DN и позиции по P&amp;ID; бирки.</w:t>
+              <w:t>Количество и позиции по P&amp;ID; бирки.</w:t>
             </w:r>
           </w:p>
         </w:tc>
@@ -3740,7 +3848,7 @@
                 <w:color w:val="000000"/>
                 <w:sz w:val="17"/>
               </w:rPr>
-              <w:t>Трубопроводы PL, HO, CWS/CWR, VE; рама, площадка, лестница, ограждения.</w:t>
+              <w:t>Арматура: BV, TV, HV-001…003, CV-001…005.</w:t>
             </w:r>
           </w:p>
         </w:tc>
@@ -3755,7 +3863,7 @@
                 <w:color w:val="000000"/>
                 <w:sz w:val="17"/>
               </w:rPr>
-              <w:t>Смонтированы; линии промаркированы.</w:t>
+              <w:t>Количество, DN и позиции по P&amp;ID; бирки.</w:t>
             </w:r>
           </w:p>
         </w:tc>
@@ -3801,7 +3909,7 @@
                 <w:color w:val="000000"/>
                 <w:sz w:val="17"/>
               </w:rPr>
-              <w:t>Шкаф управления на раме, кабели до потребителей.</w:t>
+              <w:t>Трубопроводы PL, HO, CWS/CWR, VE; рама, площадка, лестница, ограждения.</w:t>
             </w:r>
           </w:p>
         </w:tc>
@@ -3816,7 +3924,7 @@
                 <w:color w:val="000000"/>
                 <w:sz w:val="17"/>
               </w:rPr>
-              <w:t>Установлен и подключён; состав по схемам.</w:t>
+              <w:t>Смонтированы; линии промаркированы.</w:t>
             </w:r>
           </w:p>
         </w:tc>
@@ -3848,6 +3956,67 @@
                 <w:sz w:val="17"/>
               </w:rPr>
               <w:t>21</w:t>
+            </w:r>
+          </w:p>
+        </w:tc>
+        <w:tc>
+          <w:tcPr>
+            <w:tcW w:type="dxa" w:w="4082"/>
+          </w:tcPr>
+          <w:p>
+            <w:r/>
+            <w:r>
+              <w:rPr>
+                <w:color w:val="000000"/>
+                <w:sz w:val="17"/>
+              </w:rPr>
+              <w:t>Шкаф управления на раме, кабели до потребителей.</w:t>
+            </w:r>
+          </w:p>
+        </w:tc>
+        <w:tc>
+          <w:tcPr>
+            <w:tcW w:type="dxa" w:w="4082"/>
+          </w:tcPr>
+          <w:p>
+            <w:r/>
+            <w:r>
+              <w:rPr>
+                <w:color w:val="000000"/>
+                <w:sz w:val="17"/>
+              </w:rPr>
+              <w:t>Установлен и подключён; состав по схемам.</w:t>
+            </w:r>
+          </w:p>
+        </w:tc>
+        <w:tc>
+          <w:tcPr>
+            <w:tcW w:type="dxa" w:w="2091"/>
+          </w:tcPr>
+          <w:p>
+            <w:r/>
+            <w:r>
+              <w:rPr>
+                <w:color w:val="000000"/>
+                <w:sz w:val="17"/>
+              </w:rPr>
+            </w:r>
+          </w:p>
+        </w:tc>
+      </w:tr>
+      <w:tr>
+        <w:tc>
+          <w:tcPr>
+            <w:tcW w:type="dxa" w:w="567"/>
+          </w:tcPr>
+          <w:p>
+            <w:r/>
+            <w:r>
+              <w:rPr>
+                <w:color w:val="000000"/>
+                <w:sz w:val="17"/>
+              </w:rPr>
+              <w:t>22</w:t>
             </w:r>
           </w:p>
         </w:tc>
@@ -4812,6 +4981,128 @@
                 <w:color w:val="000000"/>
                 <w:sz w:val="17"/>
               </w:rPr>
+              <w:t>Осмотреть скребковую систему на запасных комплектах роторов E-102 и E-202 (комплекты поставляются отдельно, установленное оборудование не разбирается).</w:t>
+            </w:r>
+          </w:p>
+        </w:tc>
+        <w:tc>
+          <w:tcPr>
+            <w:tcW w:type="dxa" w:w="4082"/>
+          </w:tcPr>
+          <w:p>
+            <w:r/>
+            <w:r>
+              <w:rPr>
+                <w:color w:val="000000"/>
+                <w:sz w:val="17"/>
+              </w:rPr>
+              <w:t>Количество рядов и скребков соответствует чертежу; скребки свободно перемещаются в держателях от руки, без заеданий и люфтов сверх допустимого; рабочие кромки ровные, без сколов, трещин и заусенцев; крепёж держателей законтрен; маркировка материала скребков (если нанесена) совпадает с сертификатом.</w:t>
+            </w:r>
+          </w:p>
+        </w:tc>
+        <w:tc>
+          <w:tcPr>
+            <w:tcW w:type="dxa" w:w="2091"/>
+          </w:tcPr>
+          <w:p>
+            <w:r/>
+            <w:r>
+              <w:rPr>
+                <w:color w:val="000000"/>
+                <w:sz w:val="17"/>
+              </w:rPr>
+            </w:r>
+          </w:p>
+        </w:tc>
+      </w:tr>
+      <w:tr>
+        <w:tc>
+          <w:tcPr>
+            <w:tcW w:type="dxa" w:w="567"/>
+          </w:tcPr>
+          <w:p>
+            <w:r/>
+            <w:r>
+              <w:rPr>
+                <w:color w:val="000000"/>
+                <w:sz w:val="17"/>
+              </w:rPr>
+              <w:t>15</w:t>
+            </w:r>
+          </w:p>
+        </w:tc>
+        <w:tc>
+          <w:tcPr>
+            <w:tcW w:type="dxa" w:w="4082"/>
+          </w:tcPr>
+          <w:p>
+            <w:r/>
+            <w:r>
+              <w:rPr>
+                <w:color w:val="000000"/>
+                <w:sz w:val="17"/>
+              </w:rPr>
+              <w:t>Проверить, что скребковая система запасного комплекта идентична установленной (по чертежу и паспорту ротора).</w:t>
+            </w:r>
+          </w:p>
+        </w:tc>
+        <w:tc>
+          <w:tcPr>
+            <w:tcW w:type="dxa" w:w="4082"/>
+          </w:tcPr>
+          <w:p>
+            <w:r/>
+            <w:r>
+              <w:rPr>
+                <w:color w:val="000000"/>
+                <w:sz w:val="17"/>
+              </w:rPr>
+              <w:t>Тип, материал и размеры скребков совпадают.</w:t>
+            </w:r>
+          </w:p>
+        </w:tc>
+        <w:tc>
+          <w:tcPr>
+            <w:tcW w:type="dxa" w:w="2091"/>
+          </w:tcPr>
+          <w:p>
+            <w:r/>
+            <w:r>
+              <w:rPr>
+                <w:color w:val="000000"/>
+                <w:sz w:val="17"/>
+              </w:rPr>
+            </w:r>
+          </w:p>
+        </w:tc>
+      </w:tr>
+      <w:tr>
+        <w:tc>
+          <w:tcPr>
+            <w:tcW w:type="dxa" w:w="567"/>
+          </w:tcPr>
+          <w:p>
+            <w:r/>
+            <w:r>
+              <w:rPr>
+                <w:color w:val="000000"/>
+                <w:sz w:val="17"/>
+              </w:rPr>
+              <w:t>16</w:t>
+            </w:r>
+          </w:p>
+        </w:tc>
+        <w:tc>
+          <w:tcPr>
+            <w:tcW w:type="dxa" w:w="4082"/>
+          </w:tcPr>
+          <w:p>
+            <w:r/>
+            <w:r>
+              <w:rPr>
+                <w:color w:val="000000"/>
+                <w:sz w:val="17"/>
+              </w:rPr>
               <w:t>Проверить приводы E-102 и E-202, торцевые уплотнения и бачки затворной жидкости (внешне).</w:t>
             </w:r>
           </w:p>
@@ -5091,7 +5382,7 @@
                 <w:color w:val="000000"/>
                 <w:sz w:val="17"/>
               </w:rPr>
-              <w:t>Проверить протоколы НК и сварочную документацию.</w:t>
+              <w:t>Проверить сертификаты на материал скребков и скребкодержателей роторов E-102 и E-202.</w:t>
             </w:r>
           </w:p>
         </w:tc>
@@ -5106,7 +5397,7 @@
                 <w:color w:val="000000"/>
                 <w:sz w:val="17"/>
               </w:rPr>
-              <w:t>Объёмы контроля выполнены; открытых замечаний нет.</w:t>
+              <w:t>Скребкодержатели и вал — S31603; материал скребков соответствует спецификации изготовителя, допустимая температура не ниже 250 °C.</w:t>
             </w:r>
           </w:p>
         </w:tc>
@@ -5138,6 +5429,67 @@
                 <w:sz w:val="17"/>
               </w:rPr>
               <w:t>4</w:t>
+            </w:r>
+          </w:p>
+        </w:tc>
+        <w:tc>
+          <w:tcPr>
+            <w:tcW w:type="dxa" w:w="4082"/>
+          </w:tcPr>
+          <w:p>
+            <w:r/>
+            <w:r>
+              <w:rPr>
+                <w:color w:val="000000"/>
+                <w:sz w:val="17"/>
+              </w:rPr>
+              <w:t>Проверить протоколы НК и сварочную документацию.</w:t>
+            </w:r>
+          </w:p>
+        </w:tc>
+        <w:tc>
+          <w:tcPr>
+            <w:tcW w:type="dxa" w:w="4082"/>
+          </w:tcPr>
+          <w:p>
+            <w:r/>
+            <w:r>
+              <w:rPr>
+                <w:color w:val="000000"/>
+                <w:sz w:val="17"/>
+              </w:rPr>
+              <w:t>Объёмы контроля выполнены; открытых замечаний нет.</w:t>
+            </w:r>
+          </w:p>
+        </w:tc>
+        <w:tc>
+          <w:tcPr>
+            <w:tcW w:type="dxa" w:w="2091"/>
+          </w:tcPr>
+          <w:p>
+            <w:r/>
+            <w:r>
+              <w:rPr>
+                <w:color w:val="000000"/>
+                <w:sz w:val="17"/>
+              </w:rPr>
+            </w:r>
+          </w:p>
+        </w:tc>
+      </w:tr>
+      <w:tr>
+        <w:tc>
+          <w:tcPr>
+            <w:tcW w:type="dxa" w:w="567"/>
+          </w:tcPr>
+          <w:p>
+            <w:r/>
+            <w:r>
+              <w:rPr>
+                <w:color w:val="000000"/>
+                <w:sz w:val="17"/>
+              </w:rPr>
+              <w:t>5</w:t>
             </w:r>
           </w:p>
         </w:tc>

--- a/FAT/Программа_FAT_МД_2ступени_с_вакуум-тестом.docx
+++ b/FAT/Программа_FAT_МД_2ступени_с_вакуум-тестом.docx
@@ -2325,7 +2325,7 @@
                 <w:color w:val="000000"/>
                 <w:sz w:val="17"/>
               </w:rPr>
-              <w:t>Двигатель во взрывозащищённом исполнении с шильдиком; для винтовых насосов и диффузионного насоса — подключение охлаждающей воды; для диффузионного насоса — нагреватель, смотровое окно уровня масла; для насосов Рутса и винтовых — указатели уровня масла; гибкие вставки (сильфоны) на входе; рама агрегата с креплением.</w:t>
+              <w:t>Двигатель во взрывозащищённом исполнении с шильдиком; для винтовых насосов и диффузионного насоса — подключение охлаждающей воды; для диффузионного насоса — нагреватель, смотровое окно уровня масла; для насосов Рутса и винтовых — указатели уровня масла в корпусах синхронизирующих шестерён и подшипников (рабочая камера сухая, без масла); гибкие вставки (сильфоны) на входе; рама агрегата с креплением.</w:t>
             </w:r>
           </w:p>
         </w:tc>

--- a/FAT/Программа_FAT_МД_2ступени_с_вакуум-тестом.docx
+++ b/FAT/Программа_FAT_МД_2ступени_с_вакуум-тестом.docx
@@ -262,7 +262,7 @@
                 <w:color w:val="000000"/>
                 <w:sz w:val="17"/>
               </w:rPr>
-              <w:t>ЗИП: полный комплект O-колец, прокладок и уплотнений; по одному запасному комплекту ротора на E-102 и E-202 (скребковая система в сборе с крышкой-фланцем, прокладкой крышки, двигателем и уплотнениями); один шестерённый насос в сборе (с уплотнениями и двигателем).</w:t>
+              <w:t>ЗИП: полный комплект O-колец, прокладок и уплотнений; по одному запасному комплекту ротора на E-102 и E-202 (скребковая система в сборе с крышкой-фланцем, прокладкой крышки, двигателем и уплотнениями); один шестерённый насос в сборе (с уплотнениями и двигателем); байпасные трубные вставки (с арматурой, прокладками и крепежом) для замены подогревателей E-101 и E-201 — по согласованию с поставщиком.</w:t>
             </w:r>
           </w:p>
         </w:tc>
@@ -579,7 +579,7 @@
                 <w:color w:val="000000"/>
                 <w:sz w:val="17"/>
               </w:rPr>
-              <w:t>Упаковочный лист и перечень ЗИП.</w:t>
+              <w:t>Чертёж байпасных трубных вставок для замены подогревателей E-101 и E-201.</w:t>
             </w:r>
           </w:p>
         </w:tc>
@@ -594,7 +594,7 @@
                 <w:color w:val="000000"/>
                 <w:sz w:val="17"/>
               </w:rPr>
-              <w:t>Совпадают с комплектом поставки.</w:t>
+              <w:t>Указаны DN, PN, тип фланцев, строительная длина, наличие обогревающей рубашки, материал, арматура.</w:t>
             </w:r>
           </w:p>
         </w:tc>
@@ -640,7 +640,7 @@
                 <w:color w:val="000000"/>
                 <w:sz w:val="17"/>
               </w:rPr>
-              <w:t>Чертёж и спецификация ротора и скребковой системы E-102 и E-202: тип скребков, материал скребков и скребкодержателей, количество рядов и скребков, размеры скребка, зазоры, рекомендуемый интервал замены.</w:t>
+              <w:t>Упаковочный лист и перечень ЗИП.</w:t>
             </w:r>
           </w:p>
         </w:tc>
@@ -655,7 +655,7 @@
                 <w:color w:val="000000"/>
                 <w:sz w:val="17"/>
               </w:rPr>
-              <w:t>Данные указаны изготовителем испарителей; материал скребков подтверждён сертификатом.</w:t>
+              <w:t>Совпадают с комплектом поставки.</w:t>
             </w:r>
           </w:p>
         </w:tc>
@@ -701,7 +701,7 @@
                 <w:color w:val="000000"/>
                 <w:sz w:val="17"/>
               </w:rPr>
-              <w:t>Паспорта сосудов и теплообменников, паспорта испарителей E-102 и E-202.</w:t>
+              <w:t>Чертёж и спецификация ротора и скребковой системы E-102 и E-202: тип скребков, материал скребков и скребкодержателей, количество рядов и скребков, размеры скребка, зазоры, рекомендуемый интервал замены.</w:t>
             </w:r>
           </w:p>
         </w:tc>
@@ -716,7 +716,7 @@
                 <w:color w:val="000000"/>
                 <w:sz w:val="17"/>
               </w:rPr>
-              <w:t>Указаны заводские номера, давления, температуры, материалы — в соответствии с листами данных чертежей.</w:t>
+              <w:t>Данные указаны изготовителем испарителей; материал скребков подтверждён сертификатом.</w:t>
             </w:r>
           </w:p>
         </w:tc>
@@ -762,7 +762,7 @@
                 <w:color w:val="000000"/>
                 <w:sz w:val="17"/>
               </w:rPr>
-              <w:t>Сертификаты на материалы (листы, поковки, трубы), крепёж и уплотнения.</w:t>
+              <w:t>Паспорта сосудов и теплообменников, паспорта испарителей E-102 и E-202.</w:t>
             </w:r>
           </w:p>
         </w:tc>
@@ -777,7 +777,7 @@
                 <w:color w:val="000000"/>
                 <w:sz w:val="17"/>
               </w:rPr>
-              <w:t>Сертификаты прослеживаются до аппаратов; номера плавок совпадают с маркировкой, где она нанесена.</w:t>
+              <w:t>Указаны заводские номера, давления, температуры, материалы — в соответствии с листами данных чертежей.</w:t>
             </w:r>
           </w:p>
         </w:tc>
@@ -823,7 +823,7 @@
                 <w:color w:val="000000"/>
                 <w:sz w:val="17"/>
               </w:rPr>
-              <w:t>Протоколы неразрушающего контроля сварных швов.</w:t>
+              <w:t>Сертификаты на материалы (листы, поковки, трубы), крепёж и уплотнения.</w:t>
             </w:r>
           </w:p>
         </w:tc>
@@ -838,7 +838,7 @@
                 <w:color w:val="000000"/>
                 <w:sz w:val="17"/>
               </w:rPr>
-              <w:t>Объёмы RT/MT/PT соответствуют листам данных чертежей.</w:t>
+              <w:t>Сертификаты прослеживаются до аппаратов; номера плавок совпадают с маркировкой, где она нанесена.</w:t>
             </w:r>
           </w:p>
         </w:tc>
@@ -884,7 +884,7 @@
                 <w:color w:val="000000"/>
                 <w:sz w:val="17"/>
               </w:rPr>
-              <w:t>Протоколы гидроиспытаний (межтрубное и трубное пространство, рубашки) и испытаний наливом.</w:t>
+              <w:t>Протоколы неразрушающего контроля сварных швов.</w:t>
             </w:r>
           </w:p>
         </w:tc>
@@ -899,7 +899,7 @@
                 <w:color w:val="000000"/>
                 <w:sz w:val="17"/>
               </w:rPr>
-              <w:t>Давления соответствуют листам данных; после испытаний выполнена сушка.</w:t>
+              <w:t>Объёмы RT/MT/PT соответствуют листам данных чертежей.</w:t>
             </w:r>
           </w:p>
         </w:tc>
@@ -945,7 +945,7 @@
                 <w:color w:val="000000"/>
                 <w:sz w:val="17"/>
               </w:rPr>
-              <w:t>Протоколы травления и пассивации.</w:t>
+              <w:t>Протоколы гидроиспытаний (межтрубное и трубное пространство, рубашки) и испытаний наливом.</w:t>
             </w:r>
           </w:p>
         </w:tc>
@@ -960,7 +960,7 @@
                 <w:color w:val="000000"/>
                 <w:sz w:val="17"/>
               </w:rPr>
-              <w:t>Представлены на все аппараты.</w:t>
+              <w:t>Давления соответствуют листам данных; после испытаний выполнена сушка.</w:t>
             </w:r>
           </w:p>
         </w:tc>
@@ -1006,7 +1006,7 @@
                 <w:color w:val="000000"/>
                 <w:sz w:val="17"/>
               </w:rPr>
-              <w:t>Протоколы заводских испытаний испарителей E-102 и E-202 у изготовителя (LIMA), если проводились.</w:t>
+              <w:t>Протоколы травления и пассивации.</w:t>
             </w:r>
           </w:p>
         </w:tc>
@@ -1021,7 +1021,7 @@
                 <w:color w:val="000000"/>
                 <w:sz w:val="17"/>
               </w:rPr>
-              <w:t>Указаны обороты, ток, состояние уплотнения.</w:t>
+              <w:t>Представлены на все аппараты.</w:t>
             </w:r>
           </w:p>
         </w:tc>
@@ -1067,7 +1067,7 @@
                 <w:color w:val="000000"/>
                 <w:sz w:val="17"/>
               </w:rPr>
-              <w:t>Протоколы заводских испытаний на герметичность (вакуум) узлов и установки, если проводились.</w:t>
+              <w:t>Протоколы заводских испытаний испарителей E-102 и E-202 у изготовителя (LIMA), если проводились.</w:t>
             </w:r>
           </w:p>
         </w:tc>
@@ -1082,7 +1082,7 @@
                 <w:color w:val="000000"/>
                 <w:sz w:val="17"/>
               </w:rPr>
-              <w:t>Указаны метод, достигнутое давление, результат.</w:t>
+              <w:t>Указаны обороты, ток, состояние уплотнения.</w:t>
             </w:r>
           </w:p>
         </w:tc>
@@ -1128,7 +1128,7 @@
                 <w:color w:val="000000"/>
                 <w:sz w:val="17"/>
               </w:rPr>
-              <w:t>Паспорта и сертификаты на двигатели (Ex), редукторы, торцевые уплотнения, насосы, вакуумные агрегаты, чиллеры.</w:t>
+              <w:t>Протоколы заводских испытаний на герметичность (вакуум) узлов и установки, если проводились.</w:t>
             </w:r>
           </w:p>
         </w:tc>
@@ -1143,7 +1143,7 @@
                 <w:color w:val="000000"/>
                 <w:sz w:val="17"/>
               </w:rPr>
-              <w:t>Модели и исполнение соответствуют комплекту поставки и листам данных.</w:t>
+              <w:t>Указаны метод, достигнутое давление, результат.</w:t>
             </w:r>
           </w:p>
         </w:tc>
@@ -1189,7 +1189,7 @@
                 <w:color w:val="000000"/>
                 <w:sz w:val="17"/>
               </w:rPr>
-              <w:t>Паспорта и сертификаты калибровки КИП: PT-001/002, TT-001/002, FT-001, LT-001…005, PG-001…005.</w:t>
+              <w:t>Паспорта и сертификаты на двигатели (Ex), редукторы, торцевые уплотнения, насосы, вакуумные агрегаты, чиллеры.</w:t>
             </w:r>
           </w:p>
         </w:tc>
@@ -1204,7 +1204,7 @@
                 <w:color w:val="000000"/>
                 <w:sz w:val="17"/>
               </w:rPr>
-              <w:t>Диапазоны соответствуют рабочим параметрам; калибровка действующая.</w:t>
+              <w:t>Модели и исполнение соответствуют комплекту поставки и листам данных.</w:t>
             </w:r>
           </w:p>
         </w:tc>
@@ -1250,7 +1250,7 @@
                 <w:color w:val="000000"/>
                 <w:sz w:val="17"/>
               </w:rPr>
-              <w:t>Документация на шкаф управления: электрические схемы, кабельный журнал, карта (схема) заземления, перечень входов и выходов, описание алгоритмов и блокировок, протокол измерения сопротивления изоляции.</w:t>
+              <w:t>Паспорта и сертификаты калибровки КИП: PT-001/002, TT-001/002, FT-001, LT-001…005, PG-001…005.</w:t>
             </w:r>
           </w:p>
         </w:tc>
@@ -1265,7 +1265,7 @@
                 <w:color w:val="000000"/>
                 <w:sz w:val="17"/>
               </w:rPr>
-              <w:t>Документация соответствует смонтированному шкафу и P&amp;ID.</w:t>
+              <w:t>Диапазоны соответствуют рабочим параметрам; калибровка действующая.</w:t>
             </w:r>
           </w:p>
         </w:tc>
@@ -1311,7 +1311,7 @@
                 <w:color w:val="000000"/>
                 <w:sz w:val="17"/>
               </w:rPr>
-              <w:t>Программное обеспечение ПЛК и панели оператора.</w:t>
+              <w:t>Документация на шкаф управления: электрические схемы, кабельный журнал, карта (схема) заземления, перечень входов и выходов, описание алгоритмов и блокировок, протокол измерения сопротивления изоляции.</w:t>
             </w:r>
           </w:p>
         </w:tc>
@@ -1326,7 +1326,7 @@
                 <w:color w:val="000000"/>
                 <w:sz w:val="17"/>
               </w:rPr>
-              <w:t>Резервная копия передаётся заказчику.</w:t>
+              <w:t>Документация соответствует смонтированному шкафу и P&amp;ID.</w:t>
             </w:r>
           </w:p>
         </w:tc>
@@ -1372,7 +1372,7 @@
                 <w:color w:val="000000"/>
                 <w:sz w:val="17"/>
               </w:rPr>
-              <w:t>Руководства по монтажу, пуску, эксплуатации и обслуживанию (IOM) на русском или английском языке.</w:t>
+              <w:t>Программное обеспечение ПЛК и панели оператора.</w:t>
             </w:r>
           </w:p>
         </w:tc>
@@ -1387,7 +1387,7 @@
                 <w:color w:val="000000"/>
                 <w:sz w:val="17"/>
               </w:rPr>
-              <w:t>В наличии на основные аппараты и комплектующие.</w:t>
+              <w:t>Резервная копия передаётся заказчику.</w:t>
             </w:r>
           </w:p>
         </w:tc>
@@ -1433,7 +1433,7 @@
                 <w:color w:val="000000"/>
                 <w:sz w:val="17"/>
               </w:rPr>
-              <w:t>Требуемая высота крюка и масса ротора с приводом для выемки ротора E-102 и E-202 при обслуживании.</w:t>
+              <w:t>Руководства по монтажу, пуску, эксплуатации и обслуживанию (IOM) на русском или английском языке.</w:t>
             </w:r>
           </w:p>
         </w:tc>
@@ -1448,7 +1448,7 @@
                 <w:color w:val="000000"/>
                 <w:sz w:val="17"/>
               </w:rPr>
-              <w:t>Указаны поставщиком письменно.</w:t>
+              <w:t>В наличии на основные аппараты и комплектующие.</w:t>
             </w:r>
           </w:p>
         </w:tc>
@@ -1480,6 +1480,67 @@
                 <w:sz w:val="17"/>
               </w:rPr>
               <w:t>17</w:t>
+            </w:r>
+          </w:p>
+        </w:tc>
+        <w:tc>
+          <w:tcPr>
+            <w:tcW w:type="dxa" w:w="4082"/>
+          </w:tcPr>
+          <w:p>
+            <w:r/>
+            <w:r>
+              <w:rPr>
+                <w:color w:val="000000"/>
+                <w:sz w:val="17"/>
+              </w:rPr>
+              <w:t>Требуемая высота крюка и масса ротора с приводом для выемки ротора E-102 и E-202 при обслуживании.</w:t>
+            </w:r>
+          </w:p>
+        </w:tc>
+        <w:tc>
+          <w:tcPr>
+            <w:tcW w:type="dxa" w:w="4082"/>
+          </w:tcPr>
+          <w:p>
+            <w:r/>
+            <w:r>
+              <w:rPr>
+                <w:color w:val="000000"/>
+                <w:sz w:val="17"/>
+              </w:rPr>
+              <w:t>Указаны поставщиком письменно.</w:t>
+            </w:r>
+          </w:p>
+        </w:tc>
+        <w:tc>
+          <w:tcPr>
+            <w:tcW w:type="dxa" w:w="2091"/>
+          </w:tcPr>
+          <w:p>
+            <w:r/>
+            <w:r>
+              <w:rPr>
+                <w:color w:val="000000"/>
+                <w:sz w:val="17"/>
+              </w:rPr>
+            </w:r>
+          </w:p>
+        </w:tc>
+      </w:tr>
+      <w:tr>
+        <w:tc>
+          <w:tcPr>
+            <w:tcW w:type="dxa" w:w="567"/>
+          </w:tcPr>
+          <w:p>
+            <w:r/>
+            <w:r>
+              <w:rPr>
+                <w:color w:val="000000"/>
+                <w:sz w:val="17"/>
+              </w:rPr>
+              <w:t>18</w:t>
             </w:r>
           </w:p>
         </w:tc>
@@ -1840,6 +1901,53 @@
                 <w:color w:val="000000"/>
                 <w:sz w:val="17"/>
               </w:rPr>
+              <w:t>Байпасные трубные вставки вместо подогревателей E-101 и E-201 (ЗИП)</w:t>
+            </w:r>
+          </w:p>
+        </w:tc>
+        <w:tc>
+          <w:tcPr>
+            <w:tcW w:type="dxa" w:w="5046"/>
+          </w:tcPr>
+          <w:p>
+            <w:r/>
+            <w:r>
+              <w:rPr>
+                <w:color w:val="000000"/>
+                <w:sz w:val="17"/>
+              </w:rPr>
+              <w:t>Назначение: возможность снять подогреватель перед испарителем и установить вместо него прямую трубу. Для каждого подогревателя — отдельная вставка (с запорной арматурой, если предусмотрено согласованием). Присоединение — под ответные фланцы трубопровода установки (продуктовые штуцеры подогревателя N1/N2 — DN25 с обогревающей рубашкой DN50, PN16); строительная длина соответствует расстоянию между ответными фланцами после снятия подогревателя; материал в контакте с продуктом — 316L; обогрев — как у основного трубопровода (рубашка); в комплекте прокладки и крепёж.</w:t>
+            </w:r>
+          </w:p>
+        </w:tc>
+        <w:tc>
+          <w:tcPr>
+            <w:tcW w:type="dxa" w:w="3055"/>
+          </w:tcPr>
+          <w:p>
+            <w:r/>
+            <w:r>
+              <w:rPr>
+                <w:color w:val="000000"/>
+                <w:sz w:val="17"/>
+              </w:rPr>
+              <w:t>Чертёж вставок, осмотр, замеры.</w:t>
+            </w:r>
+          </w:p>
+        </w:tc>
+      </w:tr>
+      <w:tr>
+        <w:tc>
+          <w:tcPr>
+            <w:tcW w:type="dxa" w:w="2721"/>
+          </w:tcPr>
+          <w:p>
+            <w:r/>
+            <w:r>
+              <w:rPr>
+                <w:color w:val="000000"/>
+                <w:sz w:val="17"/>
+              </w:rPr>
               <w:t>E-101 / E-201 подогреватели 3 м²</w:t>
             </w:r>
           </w:p>
@@ -3299,7 +3407,7 @@
                 <w:color w:val="000000"/>
                 <w:sz w:val="17"/>
               </w:rPr>
-              <w:t>1-я ступень: винтовой вакуумный насос VPM-104 (VPM-LG50L) с ЧРП.</w:t>
+              <w:t>ЗИП: байпасная трубная вставка для E-101 (1-я ступень) и для E-201 (2-я ступень), с арматурой, прокладками и крепежом.</w:t>
             </w:r>
           </w:p>
         </w:tc>
@@ -3314,7 +3422,7 @@
                 <w:color w:val="000000"/>
                 <w:sz w:val="17"/>
               </w:rPr>
-              <w:t>1 шт.; шильдик; двигатель, муфта, обвязка охлаждения.</w:t>
+              <w:t>2 комплекта; промаркированы с указанием позиции (вместо E-101 / вместо E-201).</w:t>
             </w:r>
           </w:p>
         </w:tc>
@@ -3360,7 +3468,7 @@
                 <w:color w:val="000000"/>
                 <w:sz w:val="17"/>
               </w:rPr>
-              <w:t>2-я ступень: агрегат TCVPM-TK200-JZ150/70-LG50 — диффузионный насос VPM-204 (TK200).</w:t>
+              <w:t>1-я ступень: винтовой вакуумный насос VPM-104 (VPM-LG50L) с ЧРП.</w:t>
             </w:r>
           </w:p>
         </w:tc>
@@ -3375,7 +3483,7 @@
                 <w:color w:val="000000"/>
                 <w:sz w:val="17"/>
               </w:rPr>
-              <w:t>1 шт.; шильдик; нагреватель, обвязка охлаждения.</w:t>
+              <w:t>1 шт.; шильдик; двигатель, муфта, обвязка охлаждения.</w:t>
             </w:r>
           </w:p>
         </w:tc>
@@ -3421,7 +3529,7 @@
                 <w:color w:val="000000"/>
                 <w:sz w:val="17"/>
               </w:rPr>
-              <w:t>2-я ступень: насосы Рутса VPM-205 (JZ150) и VPM-206 (JZ70).</w:t>
+              <w:t>2-я ступень: агрегат TCVPM-TK200-JZ150/70-LG50 — диффузионный насос VPM-204 (TK200).</w:t>
             </w:r>
           </w:p>
         </w:tc>
@@ -3436,7 +3544,7 @@
                 <w:color w:val="000000"/>
                 <w:sz w:val="17"/>
               </w:rPr>
-              <w:t>2 шт.; шильдики; двигатели.</w:t>
+              <w:t>1 шт.; шильдик; нагреватель, обвязка охлаждения.</w:t>
             </w:r>
           </w:p>
         </w:tc>
@@ -3482,7 +3590,7 @@
                 <w:color w:val="000000"/>
                 <w:sz w:val="17"/>
               </w:rPr>
-              <w:t>2-я ступень: винтовой вакуумный насос VPM-207 (LG50).</w:t>
+              <w:t>2-я ступень: насосы Рутса VPM-205 (JZ150) и VPM-206 (JZ70).</w:t>
             </w:r>
           </w:p>
         </w:tc>
@@ -3497,7 +3605,7 @@
                 <w:color w:val="000000"/>
                 <w:sz w:val="17"/>
               </w:rPr>
-              <w:t>1 шт.; шильдик; двигатель, обвязка охлаждения.</w:t>
+              <w:t>2 шт.; шильдики; двигатели.</w:t>
             </w:r>
           </w:p>
         </w:tc>
@@ -3543,7 +3651,7 @@
                 <w:color w:val="000000"/>
                 <w:sz w:val="17"/>
               </w:rPr>
-              <w:t>Вакуумные трубопроводы, гибкие вставки, отсечная арматура, датчики PT-001 и PT-002.</w:t>
+              <w:t>2-я ступень: винтовой вакуумный насос VPM-207 (LG50).</w:t>
             </w:r>
           </w:p>
         </w:tc>
@@ -3558,7 +3666,7 @@
                 <w:color w:val="000000"/>
                 <w:sz w:val="17"/>
               </w:rPr>
-              <w:t>В наличии, смонтированы по P&amp;ID.</w:t>
+              <w:t>1 шт.; шильдик; двигатель, обвязка охлаждения.</w:t>
             </w:r>
           </w:p>
         </w:tc>
@@ -3604,7 +3712,7 @@
                 <w:color w:val="000000"/>
                 <w:sz w:val="17"/>
               </w:rPr>
-              <w:t>Чиллер TCLT-30-AT-40KW (1-я ступень).</w:t>
+              <w:t>Вакуумные трубопроводы, гибкие вставки, отсечная арматура, датчики PT-001 и PT-002.</w:t>
             </w:r>
           </w:p>
         </w:tc>
@@ -3619,7 +3727,7 @@
                 <w:color w:val="000000"/>
                 <w:sz w:val="17"/>
               </w:rPr>
-              <w:t>1 шт.; шильдик; модель и мощность по комплекту поставки.</w:t>
+              <w:t>В наличии, смонтированы по P&amp;ID.</w:t>
             </w:r>
           </w:p>
         </w:tc>
@@ -3665,7 +3773,7 @@
                 <w:color w:val="000000"/>
                 <w:sz w:val="17"/>
               </w:rPr>
-              <w:t>Чиллер TCHT-30-AT-12KW (1-я ступень).</w:t>
+              <w:t>Чиллер TCLT-30-AT-40KW (1-я ступень).</w:t>
             </w:r>
           </w:p>
         </w:tc>
@@ -3726,7 +3834,7 @@
                 <w:color w:val="000000"/>
                 <w:sz w:val="17"/>
               </w:rPr>
-              <w:t>Чиллер TCHT-30-AT (2-я ступень).</w:t>
+              <w:t>Чиллер TCHT-30-AT-12KW (1-я ступень).</w:t>
             </w:r>
           </w:p>
         </w:tc>
@@ -3741,7 +3849,7 @@
                 <w:color w:val="000000"/>
                 <w:sz w:val="17"/>
               </w:rPr>
-              <w:t>1 шт.; шильдик; модель по комплекту поставки.</w:t>
+              <w:t>1 шт.; шильдик; модель и мощность по комплекту поставки.</w:t>
             </w:r>
           </w:p>
         </w:tc>
@@ -3787,7 +3895,7 @@
                 <w:color w:val="000000"/>
                 <w:sz w:val="17"/>
               </w:rPr>
-              <w:t>КИП: PT-001/002, TT-001/002, FT-001, LT-001…005, PG-001…005, LG на V-203.</w:t>
+              <w:t>Чиллер TCHT-30-AT (2-я ступень).</w:t>
             </w:r>
           </w:p>
         </w:tc>
@@ -3802,7 +3910,7 @@
                 <w:color w:val="000000"/>
                 <w:sz w:val="17"/>
               </w:rPr>
-              <w:t>Количество и позиции по P&amp;ID; бирки.</w:t>
+              <w:t>1 шт.; шильдик; модель по комплекту поставки.</w:t>
             </w:r>
           </w:p>
         </w:tc>
@@ -3848,7 +3956,7 @@
                 <w:color w:val="000000"/>
                 <w:sz w:val="17"/>
               </w:rPr>
-              <w:t>Арматура: BV, TV, HV-001…003, CV-001…005.</w:t>
+              <w:t>КИП: PT-001/002, TT-001/002, FT-001, LT-001…005, PG-001…005, LG на V-203.</w:t>
             </w:r>
           </w:p>
         </w:tc>
@@ -3863,7 +3971,7 @@
                 <w:color w:val="000000"/>
                 <w:sz w:val="17"/>
               </w:rPr>
-              <w:t>Количество, DN и позиции по P&amp;ID; бирки.</w:t>
+              <w:t>Количество и позиции по P&amp;ID; бирки.</w:t>
             </w:r>
           </w:p>
         </w:tc>
@@ -3909,7 +4017,7 @@
                 <w:color w:val="000000"/>
                 <w:sz w:val="17"/>
               </w:rPr>
-              <w:t>Трубопроводы PL, HO, CWS/CWR, VE; рама, площадка, лестница, ограждения.</w:t>
+              <w:t>Арматура: BV, TV, HV-001…003, CV-001…005.</w:t>
             </w:r>
           </w:p>
         </w:tc>
@@ -3924,7 +4032,7 @@
                 <w:color w:val="000000"/>
                 <w:sz w:val="17"/>
               </w:rPr>
-              <w:t>Смонтированы; линии промаркированы.</w:t>
+              <w:t>Количество, DN и позиции по P&amp;ID; бирки.</w:t>
             </w:r>
           </w:p>
         </w:tc>
@@ -3970,7 +4078,7 @@
                 <w:color w:val="000000"/>
                 <w:sz w:val="17"/>
               </w:rPr>
-              <w:t>Шкаф управления на раме, кабели до потребителей.</w:t>
+              <w:t>Трубопроводы PL, HO, CWS/CWR, VE; рама, площадка, лестница, ограждения.</w:t>
             </w:r>
           </w:p>
         </w:tc>
@@ -3985,7 +4093,7 @@
                 <w:color w:val="000000"/>
                 <w:sz w:val="17"/>
               </w:rPr>
-              <w:t>Установлен и подключён; состав по схемам.</w:t>
+              <w:t>Смонтированы; линии промаркированы.</w:t>
             </w:r>
           </w:p>
         </w:tc>
@@ -4017,6 +4125,67 @@
                 <w:sz w:val="17"/>
               </w:rPr>
               <w:t>22</w:t>
+            </w:r>
+          </w:p>
+        </w:tc>
+        <w:tc>
+          <w:tcPr>
+            <w:tcW w:type="dxa" w:w="4082"/>
+          </w:tcPr>
+          <w:p>
+            <w:r/>
+            <w:r>
+              <w:rPr>
+                <w:color w:val="000000"/>
+                <w:sz w:val="17"/>
+              </w:rPr>
+              <w:t>Шкаф управления на раме, кабели до потребителей.</w:t>
+            </w:r>
+          </w:p>
+        </w:tc>
+        <w:tc>
+          <w:tcPr>
+            <w:tcW w:type="dxa" w:w="4082"/>
+          </w:tcPr>
+          <w:p>
+            <w:r/>
+            <w:r>
+              <w:rPr>
+                <w:color w:val="000000"/>
+                <w:sz w:val="17"/>
+              </w:rPr>
+              <w:t>Установлен и подключён; состав по схемам.</w:t>
+            </w:r>
+          </w:p>
+        </w:tc>
+        <w:tc>
+          <w:tcPr>
+            <w:tcW w:type="dxa" w:w="2091"/>
+          </w:tcPr>
+          <w:p>
+            <w:r/>
+            <w:r>
+              <w:rPr>
+                <w:color w:val="000000"/>
+                <w:sz w:val="17"/>
+              </w:rPr>
+            </w:r>
+          </w:p>
+        </w:tc>
+      </w:tr>
+      <w:tr>
+        <w:tc>
+          <w:tcPr>
+            <w:tcW w:type="dxa" w:w="567"/>
+          </w:tcPr>
+          <w:p>
+            <w:r/>
+            <w:r>
+              <w:rPr>
+                <w:color w:val="000000"/>
+                <w:sz w:val="17"/>
+              </w:rPr>
+              <w:t>23</w:t>
             </w:r>
           </w:p>
         </w:tc>
@@ -4981,7 +5150,7 @@
                 <w:color w:val="000000"/>
                 <w:sz w:val="17"/>
               </w:rPr>
-              <w:t>Осмотреть скребковую систему на запасных комплектах роторов E-102 и E-202 (комплекты поставляются отдельно, установленное оборудование не разбирается).</w:t>
+              <w:t>Осмотреть байпасные трубные вставки для E-101 и E-201.</w:t>
             </w:r>
           </w:p>
         </w:tc>
@@ -4996,7 +5165,7 @@
                 <w:color w:val="000000"/>
                 <w:sz w:val="17"/>
               </w:rPr>
-              <w:t>Количество рядов и скребков соответствует чертежу; скребки свободно перемещаются в держателях от руки, без заеданий и люфтов сверх допустимого; рабочие кромки ровные, без сколов, трещин и заусенцев; крепёж держателей законтрен; маркировка материала скребков (если нанесена) совпадает с сертификатом.</w:t>
+              <w:t>Материал 316L (маркировка, сертификат); фланцы по DN/PN и уплотнительной поверхности совпадают с ответными фланцами трубопровода у подогревателя; строительная длина совпадает с расстоянием между ответными фланцами (замер рулеткой по месту, без снятия подогревателя); рубашка обогрева и её штуцеры подключаемы к контуру теплоносителя; сварные швы без дефектов; внутренняя поверхность чистая; концы закрыты заглушками.</w:t>
             </w:r>
           </w:p>
         </w:tc>
@@ -5042,7 +5211,7 @@
                 <w:color w:val="000000"/>
                 <w:sz w:val="17"/>
               </w:rPr>
-              <w:t>Проверить, что скребковая система запасного комплекта идентична установленной (по чертежу и паспорту ротора).</w:t>
+              <w:t>Осмотреть скребковую систему на запасных комплектах роторов E-102 и E-202 (комплекты поставляются отдельно, установленное оборудование не разбирается).</w:t>
             </w:r>
           </w:p>
         </w:tc>
@@ -5057,7 +5226,7 @@
                 <w:color w:val="000000"/>
                 <w:sz w:val="17"/>
               </w:rPr>
-              <w:t>Тип, материал и размеры скребков совпадают.</w:t>
+              <w:t>Количество рядов и скребков соответствует чертежу; скребки свободно перемещаются в держателях от руки, без заеданий и люфтов сверх допустимого; рабочие кромки ровные, без сколов, трещин и заусенцев; крепёж держателей законтрен; маркировка материала скребков (если нанесена) совпадает с сертификатом.</w:t>
             </w:r>
           </w:p>
         </w:tc>
@@ -5089,6 +5258,67 @@
                 <w:sz w:val="17"/>
               </w:rPr>
               <w:t>16</w:t>
+            </w:r>
+          </w:p>
+        </w:tc>
+        <w:tc>
+          <w:tcPr>
+            <w:tcW w:type="dxa" w:w="4082"/>
+          </w:tcPr>
+          <w:p>
+            <w:r/>
+            <w:r>
+              <w:rPr>
+                <w:color w:val="000000"/>
+                <w:sz w:val="17"/>
+              </w:rPr>
+              <w:t>Проверить, что скребковая система запасного комплекта идентична установленной (по чертежу и паспорту ротора).</w:t>
+            </w:r>
+          </w:p>
+        </w:tc>
+        <w:tc>
+          <w:tcPr>
+            <w:tcW w:type="dxa" w:w="4082"/>
+          </w:tcPr>
+          <w:p>
+            <w:r/>
+            <w:r>
+              <w:rPr>
+                <w:color w:val="000000"/>
+                <w:sz w:val="17"/>
+              </w:rPr>
+              <w:t>Тип, материал и размеры скребков совпадают.</w:t>
+            </w:r>
+          </w:p>
+        </w:tc>
+        <w:tc>
+          <w:tcPr>
+            <w:tcW w:type="dxa" w:w="2091"/>
+          </w:tcPr>
+          <w:p>
+            <w:r/>
+            <w:r>
+              <w:rPr>
+                <w:color w:val="000000"/>
+                <w:sz w:val="17"/>
+              </w:rPr>
+            </w:r>
+          </w:p>
+        </w:tc>
+      </w:tr>
+      <w:tr>
+        <w:tc>
+          <w:tcPr>
+            <w:tcW w:type="dxa" w:w="567"/>
+          </w:tcPr>
+          <w:p>
+            <w:r/>
+            <w:r>
+              <w:rPr>
+                <w:color w:val="000000"/>
+                <w:sz w:val="17"/>
+              </w:rPr>
+              <w:t>17</w:t>
             </w:r>
           </w:p>
         </w:tc>
